--- a/templates/W3-62-08D.docx
+++ b/templates/W3-62-08D.docx
@@ -81,7 +81,7 @@
           <w:bCs/>
           <w:color w:val="000000"/>
         </w:rPr>
-        <w:t xml:space="preserve">                 □初檢  □複檢</w:t>
+        <w:t xml:space="preserve">                 {{FIRSTCK}}初檢  {{RECK}}複檢</w:t>
       </w:r>
     </w:p>
     <w:tbl>

--- a/templates/W3-62-08D.docx
+++ b/templates/W3-62-08D.docx
@@ -4942,7 +4942,7 @@
                 <w:rFonts w:ascii="標楷體" w:eastAsia="標楷體" w:hAnsi="標楷體" w:hint="eastAsia"/>
                 <w:color w:val="000000"/>
               </w:rPr>
-              <w:t>□ 1.檢查結果 □合格 □不合格 □限制合格 □未備妥 □程序不符。</w:t>
+              <w:t>■ 1.檢查結果 □合格 □不合格 □限制合格 □未備妥 □程序不符。</w:t>
             </w:r>
           </w:p>
           <w:p>

--- a/templates/W3-62-08D.docx
+++ b/templates/W3-62-08D.docx
@@ -26,7 +26,7 @@
           <w:sz w:val="28"/>
           <w:szCs w:val="28"/>
         </w:rPr>
-        <w:t>({{ORG}})</w:t>
+        <w:t>{{ORG}}</w:t>
       </w:r>
       <w:r>
         <w:rPr>
